--- a/Volume 1/Chapter 06 - RESTful APIs/SPA_Vol1_Ch6_Lesson6_15_Error_Responses.docx
+++ b/Volume 1/Chapter 06 - RESTful APIs/SPA_Vol1_Ch6_Lesson6_15_Error_Responses.docx
@@ -2020,7 +2020,7 @@
         <w:keepNext/>
       </w:pPr>
       <w:r>
-        <w:t>AA14E7E7BD2703694E0A6B6855AF3B8C406102AB1FC56AC905FE33619B31FAA5</w:t>
+        <w:t>DC1E4DE3E0EF3A18F3A5818FAB563EB3FA45D5D3BB1DB527A8D389077ED5EE6C</w:t>
       </w:r>
     </w:p>
     <w:p>
@@ -35501,31 +35501,31 @@
       </w:rPr>
     </w:lvl>
   </w:abstractNum>
-  <w:num w:numId="1" w16cid:durableId="2124642827">
+  <w:num w:numId="1" w16cid:durableId="518543026">
     <w:abstractNumId w:val="8"/>
   </w:num>
-  <w:num w:numId="2" w16cid:durableId="316881322">
+  <w:num w:numId="2" w16cid:durableId="1842114304">
     <w:abstractNumId w:val="6"/>
   </w:num>
-  <w:num w:numId="3" w16cid:durableId="686251672">
+  <w:num w:numId="3" w16cid:durableId="1901598818">
     <w:abstractNumId w:val="5"/>
   </w:num>
-  <w:num w:numId="4" w16cid:durableId="289751603">
+  <w:num w:numId="4" w16cid:durableId="2122072228">
     <w:abstractNumId w:val="4"/>
   </w:num>
-  <w:num w:numId="5" w16cid:durableId="1344286377">
+  <w:num w:numId="5" w16cid:durableId="2034575060">
     <w:abstractNumId w:val="7"/>
   </w:num>
-  <w:num w:numId="6" w16cid:durableId="721825464">
+  <w:num w:numId="6" w16cid:durableId="1233737972">
     <w:abstractNumId w:val="3"/>
   </w:num>
-  <w:num w:numId="7" w16cid:durableId="390931732">
+  <w:num w:numId="7" w16cid:durableId="886644320">
     <w:abstractNumId w:val="2"/>
   </w:num>
-  <w:num w:numId="8" w16cid:durableId="1782606896">
+  <w:num w:numId="8" w16cid:durableId="2056419024">
     <w:abstractNumId w:val="1"/>
   </w:num>
-  <w:num w:numId="9" w16cid:durableId="394358826">
+  <w:num w:numId="9" w16cid:durableId="1008873296">
     <w:abstractNumId w:val="0"/>
   </w:num>
 </w:numbering>

--- a/Volume 1/Chapter 06 - RESTful APIs/SPA_Vol1_Ch6_Lesson6_15_Error_Responses.docx
+++ b/Volume 1/Chapter 06 - RESTful APIs/SPA_Vol1_Ch6_Lesson6_15_Error_Responses.docx
@@ -328,7 +328,7 @@
         <w:pStyle w:val="ListBullet"/>
       </w:pPr>
       <w:r>
-        <w:t>Never put what is inside the server into a body: a stack trace, SQL text, a table or column name, a MySQL error number or message, a file path, a host name, a port, or a library version. They mean nothing to the client, and they map the server for an attacker. MySQL's own message for a missing table, Table 'spa_contacts.contacts' doesn't exist, names both the database and the table.</w:t>
+        <w:t>Never put what is inside the server into a body: a stack trace, SQL text, a table or column name, a MySQL error number or message, a file path, a host name, a port, or a library version. They mean nothing to the client, and they map the server for an attacker. MySQL's own message for a missing table, such as Table 'spa_contacts.contacts_go' doesn't exist, names both the database and the table.</w:t>
       </w:r>
     </w:p>
     <w:p>
@@ -876,7 +876,7 @@
     </w:p>
     <w:p>
       <w:r>
-        <w:t>The files step 1 copies from lesson-6.14 (certs, .gitignore, the data reset, the project files, .\cpp\httplib.h, .\cpp\vcpkg_installed, your Chapter 5 contacts module, the contact store, the Production-Minded server, the JSON libraries, and the MySQL DLLs) are not printed in this lesson, so they are not in the layout.</w:t>
+        <w:t>The files step 1 copies from lesson-6.14 (certs, .gitignore, the six data reset files, the project files, .\cpp\httplib.h, .\cpp\vcpkg_installed, your Chapter 5 contacts module, the contact store, the Production-Minded server, the JSON libraries, and the MySQL DLLs) are not printed in this lesson, so they are not in the layout.</w:t>
       </w:r>
     </w:p>
     <w:p>
@@ -1182,10 +1182,10 @@
         <w:keepNext/>
       </w:pPr>
       <w:r>
-        <w:t xml:space="preserve">Still in lesson-6.15, copy what Lesson 6.14 already holds: the certificates and .gitignore, the data reset, the four .csproj files, go.mod, package.json, and tsconfig.json, cpp-httplib and the project's OpenSSL, your Chapter 5 contacts module (already renamed to spa_contacts), the contact store, the Production-Minded server, cJSON and nlohmann/json, and the MySQL DLLs. None of them changes in this lesson, so none is printed again. The -replace lines put this lesson's Go module name into go.mod and into the </w:t>
-      </w:r>
-      <w:r>
-        <w:t>import lines of the server and the contact store, and its name into package.json:</w:t>
+        <w:t>Still in lesson-6.15, copy what Lesson 6.14 already holds: the certificates and .gitignore, the six data reset files, the four .csproj files, go.mod, package.json, and tsconfig.json, cpp-httplib and the project's OpenSSL, your Chapter 5 contacts module (already renamed to spa_contacts), the contact store, the Production-Minded server, cJSON and nlohmann/json, and the MySQL DLLs. None of them changes in this lesson, so none is printed again. The -replace lines put this lesson's Go module name into go.mod and</w:t>
+      </w:r>
+      <w:r>
+        <w:t xml:space="preserve"> into the import lines of the server and the contact store, and its name into package.json:</w:t>
       </w:r>
     </w:p>
     <w:p>
@@ -1224,7 +1224,7 @@
         <w:pStyle w:val="CommandBlock"/>
       </w:pPr>
       <w:r>
-        <w:t>Copy-Item "$previousLesson\sql\reset_contacts.sql" .\sql</w:t>
+        <w:t>Copy-Item "$previousLesson\sql\reset_contacts_c.sql" .\sql</w:t>
       </w:r>
     </w:p>
     <w:p>
@@ -1232,6 +1232,46 @@
         <w:pStyle w:val="CommandBlock"/>
       </w:pPr>
       <w:r>
+        <w:t>Copy-Item "$previousLesson\sql\reset_contacts_cpp.sql" .\sql</w:t>
+      </w:r>
+    </w:p>
+    <w:p>
+      <w:pPr>
+        <w:pStyle w:val="CommandBlock"/>
+      </w:pPr>
+      <w:r>
+        <w:t>Copy-Item "$previousLesson\sql\reset_contacts_csharp.sql" .\sql</w:t>
+      </w:r>
+    </w:p>
+    <w:p>
+      <w:pPr>
+        <w:pStyle w:val="CommandBlock"/>
+      </w:pPr>
+      <w:r>
+        <w:t>Copy-Item "$previousLesson\sql\reset_contacts_go.sql" .\sql</w:t>
+      </w:r>
+    </w:p>
+    <w:p>
+      <w:pPr>
+        <w:pStyle w:val="CommandBlock"/>
+      </w:pPr>
+      <w:r>
+        <w:t>Copy-Item "$previousLesson\sql\reset_contacts_python.sql" .\sql</w:t>
+      </w:r>
+    </w:p>
+    <w:p>
+      <w:pPr>
+        <w:pStyle w:val="CommandBlock"/>
+      </w:pPr>
+      <w:r>
+        <w:t>Copy-Item "$previousLesson\sql\reset_contacts_typescript.sql" .\sql</w:t>
+      </w:r>
+    </w:p>
+    <w:p>
+      <w:pPr>
+        <w:pStyle w:val="CommandBlock"/>
+      </w:pPr>
+      <w:r>
         <w:t>foreach ($project in "BasicServer", "BasicClient", "Server", "Client") {</w:t>
       </w:r>
     </w:p>
@@ -1712,7 +1752,7 @@
         <w:pStyle w:val="CommandBlock"/>
       </w:pPr>
       <w:r>
-        <w:t>cp ../lesson-6.14/sql/reset_contacts.sql ./sql</w:t>
+        <w:t>cp ../lesson-6.14/sql/reset_contacts_{c,cpp,csharp}.sql ./sql</w:t>
       </w:r>
     </w:p>
     <w:p>
@@ -1720,6 +1760,14 @@
         <w:pStyle w:val="CommandBlock"/>
       </w:pPr>
       <w:r>
+        <w:t>cp ../lesson-6.14/sql/reset_contacts_{go,python,typescript}.sql ./sql</w:t>
+      </w:r>
+    </w:p>
+    <w:p>
+      <w:pPr>
+        <w:pStyle w:val="CommandBlock"/>
+      </w:pPr>
+      <w:r>
         <w:t>for project in BasicServer BasicClient Server Client; do</w:t>
       </w:r>
     </w:p>
@@ -2383,7 +2431,7 @@
     </w:p>
     <w:p>
       <w:r>
-        <w:t>Step 1 copied Chapter 5's reset, sql/reset_contacts.sql. It also drops contacts_old, the name the renamed-table run gives the table, in case a run stopped before it renamed the table back. No request in this lesson changes a contact, so one reset before the first server is enough.</w:t>
+        <w:t>Step 1 copied Chapter 5's reset: one file per language, such as sql/reset_contacts_go.sql, for its own table, such as contacts_go. Each also drops its table's _old name, such as contacts_go_old, the name the renamed-table run gives the table, in case a run stopped before it renamed the table back. No request in this lesson changes a contact, so one reset before the first server is enough.</w:t>
       </w:r>
     </w:p>
     <w:p>
@@ -2433,7 +2481,6 @@
     <w:p>
       <w:pPr>
         <w:pStyle w:val="CommandBlock"/>
-        <w:keepNext/>
       </w:pPr>
       <w:r>
         <w:t>&amp; $mysql -u devuser -h 127.0.0.1 -P 3306 `</w:t>
@@ -2442,7 +2489,6 @@
     <w:p>
       <w:pPr>
         <w:pStyle w:val="CommandBlock"/>
-        <w:keepNext/>
       </w:pPr>
       <w:r>
         <w:t xml:space="preserve">    -e "CREATE DATABASE IF NOT EXISTS spa_contacts"</w:t>
@@ -2451,7 +2497,6 @@
     <w:p>
       <w:pPr>
         <w:pStyle w:val="CommandBlock"/>
-        <w:keepNext/>
       </w:pPr>
       <w:r>
         <w:t>&amp; $mysql -u devuser -h 127.0.0.1 -P 3306 -D spa_contacts --commands `</w:t>
@@ -2460,15 +2505,94 @@
     <w:p>
       <w:pPr>
         <w:pStyle w:val="CommandBlock"/>
-        <w:keepNext/>
-      </w:pPr>
-      <w:r>
-        <w:t xml:space="preserve">    -e "source ./sql/reset_contacts.sql"</w:t>
+      </w:pPr>
+      <w:r>
+        <w:t xml:space="preserve">    -e "source ./sql/reset_contacts_c.sql"</w:t>
       </w:r>
     </w:p>
     <w:p>
       <w:pPr>
         <w:pStyle w:val="CommandBlock"/>
+      </w:pPr>
+      <w:r>
+        <w:t>&amp; $mysql -u devuser -h 127.0.0.1 -P 3306 -D spa_contacts --commands `</w:t>
+      </w:r>
+    </w:p>
+    <w:p>
+      <w:pPr>
+        <w:pStyle w:val="CommandBlock"/>
+      </w:pPr>
+      <w:r>
+        <w:t xml:space="preserve">    -e "source ./sql/reset_contacts_cpp.sql"</w:t>
+      </w:r>
+    </w:p>
+    <w:p>
+      <w:pPr>
+        <w:pStyle w:val="CommandBlock"/>
+      </w:pPr>
+      <w:r>
+        <w:t>&amp; $mysql -u devuser -h 127.0.0.1 -P 3306 -D spa_contacts --commands `</w:t>
+      </w:r>
+    </w:p>
+    <w:p>
+      <w:pPr>
+        <w:pStyle w:val="CommandBlock"/>
+      </w:pPr>
+      <w:r>
+        <w:t xml:space="preserve">    -e "source ./sql/reset_contacts_csharp.sql"</w:t>
+      </w:r>
+    </w:p>
+    <w:p>
+      <w:pPr>
+        <w:pStyle w:val="CommandBlock"/>
+      </w:pPr>
+      <w:r>
+        <w:t>&amp; $mysql -u devuser -h 127.0.0.1 -P 3306 -D spa_contacts --commands `</w:t>
+      </w:r>
+    </w:p>
+    <w:p>
+      <w:pPr>
+        <w:pStyle w:val="CommandBlock"/>
+      </w:pPr>
+      <w:r>
+        <w:t xml:space="preserve">    -e "source ./sql/reset_contacts_go.sql"</w:t>
+      </w:r>
+    </w:p>
+    <w:p>
+      <w:pPr>
+        <w:pStyle w:val="CommandBlock"/>
+      </w:pPr>
+      <w:r>
+        <w:t>&amp; $mysql -u devuser -h 127.0.0.1 -P 3306 -D spa_contacts --commands `</w:t>
+      </w:r>
+    </w:p>
+    <w:p>
+      <w:pPr>
+        <w:pStyle w:val="CommandBlock"/>
+      </w:pPr>
+      <w:r>
+        <w:t xml:space="preserve">    -e "source ./sql/reset_contacts_python.sql"</w:t>
+      </w:r>
+    </w:p>
+    <w:p>
+      <w:pPr>
+        <w:pStyle w:val="CommandBlock"/>
+      </w:pPr>
+      <w:r>
+        <w:t>&amp; $mysql -u devuser -h 127.0.0.1 -P 3306 -D spa_contacts --commands `</w:t>
+      </w:r>
+    </w:p>
+    <w:p>
+      <w:pPr>
+        <w:pStyle w:val="CommandBlock"/>
+      </w:pPr>
+      <w:r>
+        <w:t xml:space="preserve">    -e "source ./sql/reset_contacts_typescript.sql"</w:t>
+      </w:r>
+    </w:p>
+    <w:p>
+      <w:pPr>
+        <w:pStyle w:val="CommandBlock"/>
         <w:keepNext/>
       </w:pPr>
       <w:r>
@@ -2481,7 +2605,7 @@
         <w:keepNext/>
       </w:pPr>
       <w:r>
-        <w:t xml:space="preserve">    -e "SELECT id, name, email, phone FROM contacts ORDER BY id"</w:t>
+        <w:t xml:space="preserve">    -e "SELECT id, name, email, phone FROM contacts_c ORDER BY id"</w:t>
       </w:r>
     </w:p>
     <w:p>
@@ -2526,7 +2650,6 @@
     <w:p>
       <w:pPr>
         <w:pStyle w:val="CommandBlock"/>
-        <w:keepNext/>
       </w:pPr>
       <w:r>
         <w:t xml:space="preserve">    -e "CREATE DATABASE IF NOT EXISTS spa_contacts"</w:t>
@@ -2535,15 +2658,102 @@
     <w:p>
       <w:pPr>
         <w:pStyle w:val="CommandBlock"/>
-        <w:keepNext/>
-      </w:pPr>
-      <w:r>
-        <w:t>mysql -u devuser -h 127.0.0.1 -P 3306 -D spa_contacts &lt; ./sql/reset_contacts.sql</w:t>
+      </w:pPr>
+      <w:r>
+        <w:t>mysql -u devuser -h 127.0.0.1 -P 3306 -D spa_contacts \</w:t>
       </w:r>
     </w:p>
     <w:p>
       <w:pPr>
         <w:pStyle w:val="CommandBlock"/>
+      </w:pPr>
+      <w:r>
+        <w:t xml:space="preserve">    &lt; ./sql/reset_contacts_c.sql</w:t>
+      </w:r>
+    </w:p>
+    <w:p>
+      <w:pPr>
+        <w:pStyle w:val="CommandBlock"/>
+      </w:pPr>
+      <w:r>
+        <w:t>mysql -u devuser -h 127.0.0.1 -P 3306 -D spa_contacts \</w:t>
+      </w:r>
+    </w:p>
+    <w:p>
+      <w:pPr>
+        <w:pStyle w:val="CommandBlock"/>
+      </w:pPr>
+      <w:r>
+        <w:t xml:space="preserve">    &lt; ./sql/reset_contacts_cpp.sql</w:t>
+      </w:r>
+    </w:p>
+    <w:p>
+      <w:pPr>
+        <w:pStyle w:val="CommandBlock"/>
+      </w:pPr>
+      <w:r>
+        <w:t>mysql -u devuser -h 127.0.0.1 -P 3306 -D spa_contacts \</w:t>
+      </w:r>
+    </w:p>
+    <w:p>
+      <w:pPr>
+        <w:pStyle w:val="CommandBlock"/>
+      </w:pPr>
+      <w:r>
+        <w:t xml:space="preserve">    &lt; ./sql/reset_contacts_csharp.sql</w:t>
+      </w:r>
+    </w:p>
+    <w:p>
+      <w:pPr>
+        <w:pStyle w:val="CommandBlock"/>
+      </w:pPr>
+      <w:r>
+        <w:t>mysql -u devuser -h 127.0.0.1 -P 3306 -D spa_contacts \</w:t>
+      </w:r>
+    </w:p>
+    <w:p>
+      <w:pPr>
+        <w:pStyle w:val="CommandBlock"/>
+      </w:pPr>
+      <w:r>
+        <w:t xml:space="preserve">    &lt; ./sql/reset_contacts_go.sql</w:t>
+      </w:r>
+    </w:p>
+    <w:p>
+      <w:pPr>
+        <w:pStyle w:val="CommandBlock"/>
+      </w:pPr>
+      <w:r>
+        <w:t>mysql -u devuser -h 127.0.0.1 -P 3306 -D spa_contacts \</w:t>
+      </w:r>
+    </w:p>
+    <w:p>
+      <w:pPr>
+        <w:pStyle w:val="CommandBlock"/>
+      </w:pPr>
+      <w:r>
+        <w:t xml:space="preserve">    &lt; ./sql/reset_contacts_python.sql</w:t>
+      </w:r>
+    </w:p>
+    <w:p>
+      <w:pPr>
+        <w:pStyle w:val="CommandBlock"/>
+      </w:pPr>
+      <w:r>
+        <w:t>mysql -u devuser -h 127.0.0.1 -P 3306 -D spa_contacts \</w:t>
+      </w:r>
+    </w:p>
+    <w:p>
+      <w:pPr>
+        <w:pStyle w:val="CommandBlock"/>
+      </w:pPr>
+      <w:r>
+        <w:t xml:space="preserve">    &lt; ./sql/reset_contacts_typescript.sql</w:t>
+      </w:r>
+    </w:p>
+    <w:p>
+      <w:pPr>
+        <w:pStyle w:val="CommandBlock"/>
         <w:keepNext/>
       </w:pPr>
       <w:r>
@@ -2556,7 +2766,7 @@
         <w:keepNext/>
       </w:pPr>
       <w:r>
-        <w:t xml:space="preserve">    -e "SELECT id, name, email, phone FROM contacts ORDER BY id"</w:t>
+        <w:t xml:space="preserve">    -e "SELECT id, name, email, phone FROM contacts_c ORDER BY id"</w:t>
       </w:r>
     </w:p>
     <w:p>
@@ -2577,7 +2787,7 @@
         <w:keepNext/>
       </w:pPr>
       <w:r>
-        <w:t>The first two commands print nothing. The query prints exactly this table:</w:t>
+        <w:t>The CREATE DATABASE and reset commands print nothing. The query shows the C programs' table, contacts_c; put your language's table in its place to see that one. It prints exactly this table, and every language's table holds the same rows:</w:t>
       </w:r>
     </w:p>
     <w:p>
@@ -2678,7 +2888,7 @@
         <w:pStyle w:val="ListBullet"/>
       </w:pPr>
       <w:r>
-        <w:t>The first request is 500: the table is still named contacts_old, because a renamed-table run stopped early. Run the Data Reset.</w:t>
+        <w:t>The first request is 500: your language's table is still named with _old, such as contacts_go_old, because a renamed-table run stopped early. Run the Data Reset.</w:t>
       </w:r>
     </w:p>
     <w:p>
@@ -8879,7 +9089,7 @@
         <w:keepNext/>
       </w:pPr>
       <w:r>
-        <w:t>Still in Terminal 2, with the server still running: rename the contacts table, as Lesson 5.9's Troubleshooting Run did, and run the client again. The next two lines read the newest line of contacts.log, as Lesson 5.9's Repair Run did, and print its operation, its error number, and MySQL's own message. The last lines rename the table back:</w:t>
+        <w:t>Still in Terminal 2, with the server still running: rename this language's table, contacts_c, as Lesson 5.9's Troubleshooting Run did, and run the client again. The next two lines read the newest line of contacts.log, as Lesson 5.9's Repair Run did, and print its operation, its error number, and MySQL's own message. The last lines rename the table back:</w:t>
       </w:r>
     </w:p>
     <w:p>
@@ -8929,7 +9139,7 @@
         <w:keepNext/>
       </w:pPr>
       <w:r>
-        <w:t xml:space="preserve">    -e "RENAME TABLE contacts TO contacts_old"</w:t>
+        <w:t xml:space="preserve">    -e "RENAME TABLE contacts_c TO contacts_c_old"</w:t>
       </w:r>
     </w:p>
     <w:p>
@@ -8983,7 +9193,7 @@
         <w:keepNext/>
       </w:pPr>
       <w:r>
-        <w:t xml:space="preserve">    -e "RENAME TABLE contacts_old TO contacts"</w:t>
+        <w:t xml:space="preserve">    -e "RENAME TABLE contacts_c_old TO contacts_c"</w:t>
       </w:r>
     </w:p>
     <w:p>
@@ -13807,7 +14017,7 @@
         <w:keepNext/>
       </w:pPr>
       <w:r>
-        <w:t>Still in Terminal 2, with the server still running: rename the contacts table, as Lesson 5.9's Troubleshooting Run did, and run the client again. The next two lines read the newest line of contacts.log, as Lesson 5.9's Repair Run did, and print its operation, its error number, and MySQL's own message. The last lines rename the table back:</w:t>
+        <w:t>Still in Terminal 2, with the server still running: rename this language's table, contacts_cpp, as Lesson 5.9's Troubleshooting Run did, and run the client again. The next two lines read the newest line of contacts.log, as Lesson 5.9's Repair Run did, and print its operation, its error number, and MySQL's own message. The last lines rename the table back:</w:t>
       </w:r>
     </w:p>
     <w:p>
@@ -13848,7 +14058,7 @@
         <w:keepNext/>
       </w:pPr>
       <w:r>
-        <w:t xml:space="preserve">    -e "RENAME TABLE contacts TO contacts_old"</w:t>
+        <w:t xml:space="preserve">    -e "RENAME TABLE contacts_cpp TO contacts_cpp_old"</w:t>
       </w:r>
     </w:p>
     <w:p>
@@ -13902,7 +14112,7 @@
         <w:keepNext/>
       </w:pPr>
       <w:r>
-        <w:t xml:space="preserve">    -e "RENAME TABLE contacts_old TO contacts"</w:t>
+        <w:t xml:space="preserve">    -e "RENAME TABLE contacts_cpp_old TO contacts_cpp"</w:t>
       </w:r>
     </w:p>
     <w:p>
@@ -19196,7 +19406,7 @@
         <w:keepNext/>
       </w:pPr>
       <w:r>
-        <w:t>Still in Terminal 2, with the server still running: rename the contacts table, as Lesson 5.9's Troubleshooting Run did, and run the client again. The next two lines read the newest line of contacts.log, as Lesson 5.9's Repair Run did, and print its operation, its error number, and MySQL's own message. The last lines rename the table back:</w:t>
+        <w:t>Still in Terminal 2, with the server still running: rename this language's table, contacts_csharp, as Lesson 5.9's Troubleshooting Run did, and run the client again. The next two lines read the newest line of contacts.log, as Lesson 5.9's Repair Run did, and print its operation, its error number, and MySQL's own message. The last lines rename the table back:</w:t>
       </w:r>
     </w:p>
     <w:p>
@@ -19237,7 +19447,7 @@
         <w:keepNext/>
       </w:pPr>
       <w:r>
-        <w:t xml:space="preserve">    -e "RENAME TABLE contacts TO contacts_old"</w:t>
+        <w:t xml:space="preserve">    -e "RENAME TABLE contacts_csharp TO contacts_csharp_old"</w:t>
       </w:r>
     </w:p>
     <w:p>
@@ -19291,7 +19501,7 @@
         <w:keepNext/>
       </w:pPr>
       <w:r>
-        <w:t xml:space="preserve">    -e "RENAME TABLE contacts_old TO contacts"</w:t>
+        <w:t xml:space="preserve">    -e "RENAME TABLE contacts_csharp_old TO contacts_csharp"</w:t>
       </w:r>
     </w:p>
     <w:p>
@@ -25004,7 +25214,7 @@
         <w:keepNext/>
       </w:pPr>
       <w:r>
-        <w:t>Still in Terminal 2, with the server still running: rename the contacts table, as Lesson 5.9's Troubleshooting Run did, and run the client again. The next two lines read the newest line of contacts.log, as Lesson 5.9's Repair Run did, and print its operation, its error number, and MySQL's own message. The last lines rename the table back:</w:t>
+        <w:t>Still in Terminal 2, with the server still running: rename this language's table, contacts_go, as Lesson 5.9's Troubleshooting Run did, and run the client again. The next two lines read the newest line of contacts.log, as Lesson 5.9's Repair Run did, and print its operation, its error number, and MySQL's own message. The last lines rename the table back:</w:t>
       </w:r>
     </w:p>
     <w:p>
@@ -25045,7 +25255,7 @@
         <w:keepNext/>
       </w:pPr>
       <w:r>
-        <w:t xml:space="preserve">    -e "RENAME TABLE contacts TO contacts_old"</w:t>
+        <w:t xml:space="preserve">    -e "RENAME TABLE contacts_go TO contacts_go_old"</w:t>
       </w:r>
     </w:p>
     <w:p>
@@ -25099,7 +25309,7 @@
         <w:keepNext/>
       </w:pPr>
       <w:r>
-        <w:t xml:space="preserve">    -e "RENAME TABLE contacts_old TO contacts"</w:t>
+        <w:t xml:space="preserve">    -e "RENAME TABLE contacts_go_old TO contacts_go"</w:t>
       </w:r>
     </w:p>
     <w:p>
@@ -29242,7 +29452,7 @@
         <w:keepNext/>
       </w:pPr>
       <w:r>
-        <w:t>Still in Terminal 2, with the server still running: rename the contacts table, as Lesson 5.9's Troubleshooting Run did, and run the client again. The next two lines read the newest line of contacts.log, as Lesson 5.9's Repair Run did, and print its operation, its error number, and MySQL's own message. The last lines rename the table back:</w:t>
+        <w:t>Still in Terminal 2, with the server still running: rename this language's table, contacts_python, as Lesson 5.9's Troubleshooting Run did, and run the client again. The next two lines read the newest line of contacts.log, as Lesson 5.9's Repair Run did, and print its operation, its error number, and MySQL's own message. The last lines rename the table back:</w:t>
       </w:r>
     </w:p>
     <w:p>
@@ -29283,7 +29493,7 @@
         <w:keepNext/>
       </w:pPr>
       <w:r>
-        <w:t xml:space="preserve">    -e "RENAME TABLE contacts TO contacts_old"</w:t>
+        <w:t xml:space="preserve">    -e "RENAME TABLE contacts_python TO contacts_python_old"</w:t>
       </w:r>
     </w:p>
     <w:p>
@@ -29337,7 +29547,7 @@
         <w:keepNext/>
       </w:pPr>
       <w:r>
-        <w:t xml:space="preserve">    -e "RENAME TABLE contacts_old TO contacts"</w:t>
+        <w:t xml:space="preserve">    -e "RENAME TABLE contacts_python_old TO contacts_python"</w:t>
       </w:r>
     </w:p>
     <w:p>
@@ -33787,7 +33997,7 @@
         <w:keepNext/>
       </w:pPr>
       <w:r>
-        <w:t>Still in Terminal 2, with the server still running: rename the contacts table, as Lesson 5.9's Troubleshooting Run did, and run the client again. The next two lines read the newest line of contacts.log, as Lesson 5.9's Repair Run did, and print its operation, its error number, and MySQL's own message. The last lines rename the table back:</w:t>
+        <w:t>Still in Terminal 2, with the server still running: rename this language's table, contacts_typescript, as Lesson 5.9's Troubleshooting Run did, and run the client again. The next two lines read the newest line of contacts.log, as Lesson 5.9's Repair Run did, and print its operation, its error number, and MySQL's own message. The last lines rename the table back:</w:t>
       </w:r>
     </w:p>
     <w:p>
@@ -33828,7 +34038,7 @@
         <w:keepNext/>
       </w:pPr>
       <w:r>
-        <w:t xml:space="preserve">    -e "RENAME TABLE contacts TO contacts_old"</w:t>
+        <w:t xml:space="preserve">    -e "RENAME TABLE contacts_typescript TO contacts_typescript_old"</w:t>
       </w:r>
     </w:p>
     <w:p>
@@ -33882,7 +34092,7 @@
         <w:keepNext/>
       </w:pPr>
       <w:r>
-        <w:t xml:space="preserve">    -e "RENAME TABLE contacts_old TO contacts"</w:t>
+        <w:t xml:space="preserve">    -e "RENAME TABLE contacts_typescript_old TO contacts_typescript"</w:t>
       </w:r>
     </w:p>
     <w:p>
@@ -34252,7 +34462,7 @@
         <w:keepNext/>
       </w:pPr>
       <w:r>
-        <w:t>Renamed table (contacts_old): GET 2 -&gt; 500 database_failure; exit code 1</w:t>
+        <w:t>Renamed table (contacts_&lt;language&gt;_old): GET 2 -&gt; 500 database_failure;</w:t>
       </w:r>
     </w:p>
     <w:p>
@@ -34261,6 +34471,15 @@
         <w:keepNext/>
       </w:pPr>
       <w:r>
+        <w:t xml:space="preserve">          exit code 1</w:t>
+      </w:r>
+    </w:p>
+    <w:p>
+      <w:pPr>
+        <w:pStyle w:val="RequiredOutput"/>
+        <w:keepNext/>
+      </w:pPr>
+      <w:r>
         <w:t>Exercise: another API's {"error":{...}} with 404 -&gt; http_404</w:t>
       </w:r>
     </w:p>
@@ -34767,7 +34986,7 @@
         <w:keepNext/>
       </w:pPr>
       <w:r>
-        <w:t>Then the log line, the same in every language. MySQL's message is here, and nowhere in the body:</w:t>
+        <w:t>Then the log line, here the C programs'; each language's line names its own table, such as spa_contacts.contacts_go. MySQL's message is here, and nowhere in the body:</w:t>
       </w:r>
     </w:p>
     <w:p>
@@ -34780,7 +34999,7 @@
         <w:pStyle w:val="RequiredOutput"/>
       </w:pPr>
       <w:r>
-        <w:t>show | 1146 | Table 'spa_contacts.contacts' doesn't exist</w:t>
+        <w:t>show | 1146 | Table 'spa_contacts.contacts_c' doesn't exist</w:t>
       </w:r>
     </w:p>
     <w:p>
@@ -35501,31 +35720,31 @@
       </w:rPr>
     </w:lvl>
   </w:abstractNum>
-  <w:num w:numId="1" w16cid:durableId="518543026">
+  <w:num w:numId="1" w16cid:durableId="746269155">
     <w:abstractNumId w:val="8"/>
   </w:num>
-  <w:num w:numId="2" w16cid:durableId="1842114304">
+  <w:num w:numId="2" w16cid:durableId="754941008">
     <w:abstractNumId w:val="6"/>
   </w:num>
-  <w:num w:numId="3" w16cid:durableId="1901598818">
+  <w:num w:numId="3" w16cid:durableId="2111536454">
     <w:abstractNumId w:val="5"/>
   </w:num>
-  <w:num w:numId="4" w16cid:durableId="2122072228">
+  <w:num w:numId="4" w16cid:durableId="412052253">
     <w:abstractNumId w:val="4"/>
   </w:num>
-  <w:num w:numId="5" w16cid:durableId="2034575060">
+  <w:num w:numId="5" w16cid:durableId="441649560">
     <w:abstractNumId w:val="7"/>
   </w:num>
-  <w:num w:numId="6" w16cid:durableId="1233737972">
+  <w:num w:numId="6" w16cid:durableId="1664313465">
     <w:abstractNumId w:val="3"/>
   </w:num>
-  <w:num w:numId="7" w16cid:durableId="886644320">
+  <w:num w:numId="7" w16cid:durableId="1601642296">
     <w:abstractNumId w:val="2"/>
   </w:num>
-  <w:num w:numId="8" w16cid:durableId="2056419024">
+  <w:num w:numId="8" w16cid:durableId="1441804226">
     <w:abstractNumId w:val="1"/>
   </w:num>
-  <w:num w:numId="9" w16cid:durableId="1008873296">
+  <w:num w:numId="9" w16cid:durableId="656958080">
     <w:abstractNumId w:val="0"/>
   </w:num>
 </w:numbering>

--- a/Volume 1/Chapter 06 - RESTful APIs/SPA_Vol1_Ch6_Lesson6_15_Error_Responses.docx
+++ b/Volume 1/Chapter 06 - RESTful APIs/SPA_Vol1_Ch6_Lesson6_15_Error_Responses.docx
@@ -1873,7 +1873,7 @@
         <w:keepNext/>
       </w:pPr>
       <w:r>
-        <w:t>$openssl = "C:\Program Files\Git\mingw64\bin\openssl.exe"</w:t>
+        <w:t>$openssl = "C:\Program Files\Git\ucrt64\bin\openssl.exe"</w:t>
       </w:r>
     </w:p>
     <w:p>
@@ -35734,31 +35734,31 @@
       </w:rPr>
     </w:lvl>
   </w:abstractNum>
-  <w:num w:numId="1" w16cid:durableId="1785538007">
+  <w:num w:numId="1" w16cid:durableId="1475413002">
     <w:abstractNumId w:val="8"/>
   </w:num>
-  <w:num w:numId="2" w16cid:durableId="760831650">
+  <w:num w:numId="2" w16cid:durableId="1245336278">
     <w:abstractNumId w:val="6"/>
   </w:num>
-  <w:num w:numId="3" w16cid:durableId="1904750542">
+  <w:num w:numId="3" w16cid:durableId="1240797772">
     <w:abstractNumId w:val="5"/>
   </w:num>
-  <w:num w:numId="4" w16cid:durableId="462112767">
+  <w:num w:numId="4" w16cid:durableId="934478343">
     <w:abstractNumId w:val="4"/>
   </w:num>
-  <w:num w:numId="5" w16cid:durableId="1715932564">
+  <w:num w:numId="5" w16cid:durableId="765661435">
     <w:abstractNumId w:val="7"/>
   </w:num>
-  <w:num w:numId="6" w16cid:durableId="1774133576">
+  <w:num w:numId="6" w16cid:durableId="1512259407">
     <w:abstractNumId w:val="3"/>
   </w:num>
-  <w:num w:numId="7" w16cid:durableId="940337931">
+  <w:num w:numId="7" w16cid:durableId="759253467">
     <w:abstractNumId w:val="2"/>
   </w:num>
-  <w:num w:numId="8" w16cid:durableId="475688267">
+  <w:num w:numId="8" w16cid:durableId="317614092">
     <w:abstractNumId w:val="1"/>
   </w:num>
-  <w:num w:numId="9" w16cid:durableId="1935556675">
+  <w:num w:numId="9" w16cid:durableId="1132601093">
     <w:abstractNumId w:val="0"/>
   </w:num>
 </w:numbering>
